--- a/forskning/ncc-kohort/submission_pse/DECLARATIONS.docx
+++ b/forskning/ncc-kohort/submission_pse/DECLARATIONS.docx
@@ -2,7 +2,7 @@
 <file path=word/document.xml><?xml version="1.0" encoding="utf-8"?>
 <w:document xmlns:w="http://schemas.openxmlformats.org/wordprocessingml/2006/main" xmlns:m="http://schemas.openxmlformats.org/officeDocument/2006/math" xmlns:r="http://schemas.openxmlformats.org/officeDocument/2006/relationships" xmlns:o="urn:schemas-microsoft-com:office:office" xmlns:v="urn:schemas-microsoft-com:vml" xmlns:w10="urn:schemas-microsoft-com:office:word" xmlns:a="http://schemas.openxmlformats.org/drawingml/2006/main" xmlns:pic="http://schemas.openxmlformats.org/drawingml/2006/picture" xmlns:wp="http://schemas.openxmlformats.org/drawingml/2006/wordprocessingDrawing">
   <w:body>
-    <w:bookmarkStart w:id="13" w:name="declarations"/>
+    <w:bookmarkStart w:id="14" w:name="declarations"/>
     <w:p>
       <w:pPr>
         <w:pStyle w:val="Heading1"/>
@@ -79,11 +79,29 @@
         <w:pStyle w:val="FirstParagraph"/>
       </w:pPr>
       <w:r>
-        <w:t xml:space="preserve">This study used only data that is publicly accessible via the Norwegian Athletics Federation’s competition register. No personally identifying information about individual athletes is reported in this manuscript. Regional ethics committee approval was not required for the secondary use of public-register data.</w:t>
+        <w:t xml:space="preserve">The competition records analyzed in this study are publicly accessible via the Norwegian Athletics Federation’s online register. The derived analysis dataset links these records to athlete dates of birth and therefore contains personal data under the EU General Data Protection Regulation (GDPR); the dataset is not publicly redistributed. No personally identifying information about individual athletes is reported in this manuscript. Regional ethics committee approval was not required for the secondary use of register-based data of this kind under Norway’s Helseforskningsloven §4.</w:t>
       </w:r>
     </w:p>
     <w:bookmarkEnd w:id="12"/>
+    <w:bookmarkStart w:id="13" w:name="data-availability"/>
+    <w:p>
+      <w:pPr>
+        <w:pStyle w:val="Heading2"/>
+      </w:pPr>
+      <w:r>
+        <w:t xml:space="preserve">Data availability</w:t>
+      </w:r>
+    </w:p>
+    <w:p>
+      <w:pPr>
+        <w:pStyle w:val="FirstParagraph"/>
+      </w:pPr>
+      <w:r>
+        <w:t xml:space="preserve">The competition records used in this study are publicly accessible via the Norwegian Athletics Federation’s online register. The derived analysis dataset cannot be publicly redistributed because it contains personal data (athlete dates of birth) under the EU GDPR. The full analysis code will be deposited in a public repository upon acceptance.</w:t>
+      </w:r>
+    </w:p>
     <w:bookmarkEnd w:id="13"/>
+    <w:bookmarkEnd w:id="14"/>
     <w:sectPr>
       <w:footnotePr>
         <w:numRestart w:val="eachSect"/>
